--- a/Arquitectura de Sistemas Computacionales/Clases/Proyecto Integrador/Plantilla de entrega/Documento de arquitectura.docx
+++ b/Arquitectura de Sistemas Computacionales/Clases/Proyecto Integrador/Plantilla de entrega/Documento de arquitectura.docx
@@ -30,7 +30,7 @@
           <w:color w:val="269CCB"/>
           <w:sz w:val="20"/>
         </w:rPr>
-        <w:t>Arquitectura de Sistemas Computacionales · Grupo 6303C · Periodo 2026-2</w:t>
+        <w:t>Proyecto Integrador · Arquitectura de Sistemas Computacionales</w:t>
       </w:r>
     </w:p>
     <w:p>
